--- a/Project Report.docx
+++ b/Project Report.docx
@@ -1,14 +1,26 @@
 
 <file path=word/document.xml><?xml version="1.0" encoding="utf-8"?>
 <w:document xmlns:wpc="http://schemas.microsoft.com/office/word/2010/wordprocessingCanvas" xmlns:mc="http://schemas.openxmlformats.org/markup-compatibility/2006" xmlns:o="urn:schemas-microsoft-com:office:office" xmlns:r="http://schemas.openxmlformats.org/officeDocument/2006/relationships" xmlns:m="http://schemas.openxmlformats.org/officeDocument/2006/math" xmlns:v="urn:schemas-microsoft-com:vml" xmlns:wp14="http://schemas.microsoft.com/office/word/2010/wordprocessingDrawing" xmlns:wp="http://schemas.openxmlformats.org/drawingml/2006/wordprocessingDrawing" xmlns:w10="urn:schemas-microsoft-com:office:word" xmlns:w="http://schemas.openxmlformats.org/wordprocessingml/2006/main" xmlns:w14="http://schemas.microsoft.com/office/word/2010/wordml" xmlns:w15="http://schemas.microsoft.com/office/word/2012/wordml" xmlns:wpg="http://schemas.microsoft.com/office/word/2010/wordprocessingGroup" xmlns:wpi="http://schemas.microsoft.com/office/word/2010/wordprocessingInk" xmlns:wne="http://schemas.microsoft.com/office/word/2006/wordml" xmlns:wps="http://schemas.microsoft.com/office/word/2010/wordprocessingShape" xmlns:w16se="http://schemas.microsoft.com/office/word/2015/wordml/symex" xmlns:w16cid="http://schemas.microsoft.com/office/word/2016/wordml/cid" xmlns:w16="http://schemas.microsoft.com/office/word/2018/wordml" xmlns:w16cex="http://schemas.microsoft.com/office/word/2018/wordml/cex" xmlns:w16sdtdh="http://schemas.microsoft.com/office/word/2020/wordml/sdtdatahash" xmlns:w16sdtfl="http://schemas.microsoft.com/office/word/2024/wordml/sdtformatlock" xmlns:a="http://schemas.openxmlformats.org/drawingml/2006/main" xmlns:pic="http://schemas.openxmlformats.org/drawingml/2006/picture" xmlns:a14="http://schemas.microsoft.com/office/drawing/2010/main" mc:Ignorable="w14 w15 wp14 w16se w16cid w16 w16cex w16sdtdh w16sdtfl">
+  <w:background w:color="FFFFFF" w:themeColor="background1"/>
   <w:body>
     <w:p xmlns:wp14="http://schemas.microsoft.com/office/word/2010/wordml" wp14:paraId="2100113E" wp14:textId="738D6728">
       <w:pPr>
         <w:pStyle w:val="Heading1"/>
-      </w:pPr>
-      <w:r>
-        <w:rPr>
-          <w:rFonts w:ascii="Times New Roman" w:hAnsi="Times New Roman" w:eastAsia="Times New Roman" w:cs="Times New Roman"/>
+        <w:rPr>
+          <w:rFonts w:ascii="Times New Roman" w:hAnsi="Times New Roman" w:eastAsia="Times New Roman" w:cs="Times New Roman"/>
+          <w:b w:val="1"/>
+          <w:bCs w:val="1"/>
+          <w:noProof w:val="0"/>
+          <w:sz w:val="24"/>
+          <w:szCs w:val="24"/>
+          <w:lang w:val="en-US"/>
+        </w:rPr>
+      </w:pPr>
+      <w:r>
+        <w:rPr>
+          <w:rFonts w:ascii="Times New Roman" w:hAnsi="Times New Roman" w:eastAsia="Times New Roman" w:cs="Times New Roman"/>
+          <w:b w:val="1"/>
+          <w:bCs w:val="1"/>
           <w:noProof w:val="0"/>
           <w:sz w:val="24"/>
           <w:szCs w:val="24"/>
@@ -221,7 +233,90 @@
         <w:t>Create health personas based on observed patterns.</w:t>
       </w:r>
     </w:p>
-    <w:p xmlns:wp14="http://schemas.microsoft.com/office/word/2010/wordml" wp14:paraId="3A7A1A17" wp14:textId="7653352A">
+    <w:p xmlns:wp14="http://schemas.microsoft.com/office/word/2010/wordml" wp14:paraId="703EE7B4" wp14:textId="27B4DA77">
+      <w:pPr>
+        <w:pStyle w:val="Normal"/>
+        <w:spacing w:before="0" w:beforeAutospacing="off" w:after="0" w:afterAutospacing="off"/>
+        <w:ind w:left="0"/>
+        <w:rPr>
+          <w:rFonts w:ascii="Times New Roman" w:hAnsi="Times New Roman" w:eastAsia="Times New Roman" w:cs="Times New Roman"/>
+          <w:noProof w:val="0"/>
+          <w:sz w:val="24"/>
+          <w:szCs w:val="24"/>
+          <w:lang w:val="en-US"/>
+        </w:rPr>
+      </w:pPr>
+      <w:r>
+        <w:rPr>
+          <w:rFonts w:ascii="Times New Roman" w:hAnsi="Times New Roman" w:eastAsia="Times New Roman" w:cs="Times New Roman"/>
+          <w:noProof w:val="0"/>
+          <w:color w:val="0F4761" w:themeColor="accent1" w:themeTint="FF" w:themeShade="BF"/>
+          <w:sz w:val="24"/>
+          <w:szCs w:val="24"/>
+          <w:lang w:val="en-US"/>
+        </w:rPr>
+        <w:t>4</w:t>
+      </w:r>
+      <w:r>
+        <w:rPr>
+          <w:rFonts w:ascii="Times New Roman" w:hAnsi="Times New Roman" w:eastAsia="Times New Roman" w:cs="Times New Roman"/>
+          <w:noProof w:val="0"/>
+          <w:sz w:val="24"/>
+          <w:szCs w:val="24"/>
+          <w:lang w:val="en-US"/>
+        </w:rPr>
+        <w:t>.</w:t>
+      </w:r>
+      <w:r>
+        <w:rPr>
+          <w:rFonts w:ascii="Times New Roman" w:hAnsi="Times New Roman" w:eastAsia="Times New Roman" w:cs="Times New Roman"/>
+          <w:noProof w:val="0"/>
+          <w:color w:val="0F4761" w:themeColor="accent1" w:themeTint="FF" w:themeShade="BF"/>
+          <w:sz w:val="24"/>
+          <w:szCs w:val="24"/>
+          <w:lang w:val="en-US"/>
+        </w:rPr>
+        <w:t xml:space="preserve">Targeted users </w:t>
+      </w:r>
+    </w:p>
+    <w:p xmlns:wp14="http://schemas.microsoft.com/office/word/2010/wordml" wp14:paraId="54BBBA63" wp14:textId="3C1AA080">
+      <w:pPr>
+        <w:pStyle w:val="ListParagraph"/>
+        <w:numPr>
+          <w:ilvl w:val="0"/>
+          <w:numId w:val="10"/>
+        </w:numPr>
+        <w:spacing w:before="0" w:beforeAutospacing="off" w:after="0" w:afterAutospacing="off"/>
+        <w:rPr>
+          <w:rFonts w:ascii="Times New Roman" w:hAnsi="Times New Roman" w:eastAsia="Times New Roman" w:cs="Times New Roman"/>
+          <w:noProof w:val="0"/>
+          <w:sz w:val="24"/>
+          <w:szCs w:val="24"/>
+          <w:lang w:val="en-US"/>
+        </w:rPr>
+      </w:pPr>
+      <w:r>
+        <w:rPr>
+          <w:rFonts w:ascii="Times New Roman" w:hAnsi="Times New Roman" w:eastAsia="Times New Roman" w:cs="Times New Roman"/>
+          <w:noProof w:val="0"/>
+          <w:sz w:val="24"/>
+          <w:szCs w:val="24"/>
+          <w:lang w:val="en-US"/>
+        </w:rPr>
+        <w:t xml:space="preserve">   General public (</w:t>
+      </w:r>
+      <w:r>
+        <w:rPr>
+          <w:rFonts w:ascii="Times New Roman" w:hAnsi="Times New Roman" w:eastAsia="Times New Roman" w:cs="Times New Roman"/>
+          <w:noProof w:val="0"/>
+          <w:sz w:val="24"/>
+          <w:szCs w:val="24"/>
+          <w:lang w:val="en-US"/>
+        </w:rPr>
+        <w:t>all)</w:t>
+      </w:r>
+    </w:p>
+    <w:p xmlns:wp14="http://schemas.microsoft.com/office/word/2010/wordml" wp14:paraId="3A7A1A17" wp14:textId="72EF4606">
       <w:pPr>
         <w:pStyle w:val="Heading2"/>
       </w:pPr>
@@ -233,7 +328,17 @@
           <w:szCs w:val="24"/>
           <w:lang w:val="en-US"/>
         </w:rPr>
-        <w:t>4. Dataset Description</w:t>
+        <w:t>5</w:t>
+      </w:r>
+      <w:r>
+        <w:rPr>
+          <w:rFonts w:ascii="Times New Roman" w:hAnsi="Times New Roman" w:eastAsia="Times New Roman" w:cs="Times New Roman"/>
+          <w:noProof w:val="0"/>
+          <w:sz w:val="24"/>
+          <w:szCs w:val="24"/>
+          <w:lang w:val="en-US"/>
+        </w:rPr>
+        <w:t>. Dataset Description</w:t>
       </w:r>
     </w:p>
     <w:p xmlns:wp14="http://schemas.microsoft.com/office/word/2010/wordml" wp14:paraId="54B22E67" wp14:textId="3523177F">
@@ -530,7 +635,7 @@
         <w:t>Obesity Level (NObeyesdad)</w:t>
       </w:r>
     </w:p>
-    <w:p xmlns:wp14="http://schemas.microsoft.com/office/word/2010/wordml" wp14:paraId="141DFE24" wp14:textId="101D36DC">
+    <w:p xmlns:wp14="http://schemas.microsoft.com/office/word/2010/wordml" wp14:paraId="141DFE24" wp14:textId="2BD94333">
       <w:pPr>
         <w:pStyle w:val="Heading2"/>
       </w:pPr>
@@ -542,10 +647,20 @@
           <w:szCs w:val="24"/>
           <w:lang w:val="en-US"/>
         </w:rPr>
-        <w:t>5. Data Cleaning and Preprocessing</w:t>
-      </w:r>
-    </w:p>
-    <w:p xmlns:wp14="http://schemas.microsoft.com/office/word/2010/wordml" wp14:paraId="10C78197" wp14:textId="243F0CA0">
+        <w:t>6</w:t>
+      </w:r>
+      <w:r>
+        <w:rPr>
+          <w:rFonts w:ascii="Times New Roman" w:hAnsi="Times New Roman" w:eastAsia="Times New Roman" w:cs="Times New Roman"/>
+          <w:noProof w:val="0"/>
+          <w:sz w:val="24"/>
+          <w:szCs w:val="24"/>
+          <w:lang w:val="en-US"/>
+        </w:rPr>
+        <w:t>. Data Cleaning and Preprocessing</w:t>
+      </w:r>
+    </w:p>
+    <w:p xmlns:wp14="http://schemas.microsoft.com/office/word/2010/wordml" wp14:paraId="10C78197" wp14:textId="1B2FEF83">
       <w:pPr>
         <w:pStyle w:val="ListParagraph"/>
         <w:numPr>
@@ -569,7 +684,17 @@
           <w:szCs w:val="24"/>
           <w:lang w:val="en-US"/>
         </w:rPr>
-        <w:t>Checked missing values.</w:t>
+        <w:t>Check</w:t>
+      </w:r>
+      <w:r>
+        <w:rPr>
+          <w:rFonts w:ascii="Times New Roman" w:hAnsi="Times New Roman" w:eastAsia="Times New Roman" w:cs="Times New Roman"/>
+          <w:noProof w:val="0"/>
+          <w:sz w:val="24"/>
+          <w:szCs w:val="24"/>
+          <w:lang w:val="en-US"/>
+        </w:rPr>
+        <w:t xml:space="preserve"> missing values.</w:t>
       </w:r>
     </w:p>
     <w:p xmlns:wp14="http://schemas.microsoft.com/office/word/2010/wordml" wp14:paraId="1B65FFAB" wp14:textId="57809879">
@@ -653,7 +778,7 @@
         <w:t>Saved cleaned dataset for analysis.</w:t>
       </w:r>
     </w:p>
-    <w:p xmlns:wp14="http://schemas.microsoft.com/office/word/2010/wordml" wp14:paraId="6B5BE408" wp14:textId="77AC257A">
+    <w:p xmlns:wp14="http://schemas.microsoft.com/office/word/2010/wordml" wp14:paraId="6B5BE408" wp14:textId="21E285EE">
       <w:pPr>
         <w:pStyle w:val="Heading2"/>
       </w:pPr>
@@ -665,7 +790,17 @@
           <w:szCs w:val="24"/>
           <w:lang w:val="en-US"/>
         </w:rPr>
-        <w:t>6. Exploratory Data Analysis</w:t>
+        <w:t>7</w:t>
+      </w:r>
+      <w:r>
+        <w:rPr>
+          <w:rFonts w:ascii="Times New Roman" w:hAnsi="Times New Roman" w:eastAsia="Times New Roman" w:cs="Times New Roman"/>
+          <w:noProof w:val="0"/>
+          <w:sz w:val="24"/>
+          <w:szCs w:val="24"/>
+          <w:lang w:val="en-US"/>
+        </w:rPr>
+        <w:t>. Exploratory Data Analysis</w:t>
       </w:r>
     </w:p>
     <w:p xmlns:wp14="http://schemas.microsoft.com/office/word/2010/wordml" wp14:paraId="2814C5CA" wp14:textId="685C5CDE">
@@ -842,7 +977,7 @@
         <w:t>Family History Analysis</w:t>
       </w:r>
     </w:p>
-    <w:p xmlns:wp14="http://schemas.microsoft.com/office/word/2010/wordml" wp14:paraId="13908425" wp14:textId="566DD632">
+    <w:p xmlns:wp14="http://schemas.microsoft.com/office/word/2010/wordml" wp14:paraId="13908425" wp14:textId="4D773F9F">
       <w:pPr>
         <w:pStyle w:val="Heading2"/>
       </w:pPr>
@@ -854,7 +989,17 @@
           <w:szCs w:val="24"/>
           <w:lang w:val="en-US"/>
         </w:rPr>
-        <w:t>7. Key Findings</w:t>
+        <w:t>8</w:t>
+      </w:r>
+      <w:r>
+        <w:rPr>
+          <w:rFonts w:ascii="Times New Roman" w:hAnsi="Times New Roman" w:eastAsia="Times New Roman" w:cs="Times New Roman"/>
+          <w:noProof w:val="0"/>
+          <w:sz w:val="24"/>
+          <w:szCs w:val="24"/>
+          <w:lang w:val="en-US"/>
+        </w:rPr>
+        <w:t>. Key Findings</w:t>
       </w:r>
     </w:p>
     <w:p xmlns:wp14="http://schemas.microsoft.com/office/word/2010/wordml" wp14:paraId="55DE3359" wp14:textId="7B8D2ED9">
@@ -993,7 +1138,7 @@
         </w:rPr>
       </w:pPr>
     </w:p>
-    <w:p xmlns:wp14="http://schemas.microsoft.com/office/word/2010/wordml" wp14:paraId="000BD9BE" wp14:textId="64DE59B8">
+    <w:p xmlns:wp14="http://schemas.microsoft.com/office/word/2010/wordml" wp14:paraId="000BD9BE" wp14:textId="6EDC09EB">
       <w:pPr>
         <w:pStyle w:val="Normal"/>
         <w:spacing w:before="0" w:beforeAutospacing="off" w:after="0" w:afterAutospacing="off"/>
@@ -1011,7 +1156,7 @@
           <w:szCs w:val="24"/>
           <w:lang w:val="en-US"/>
         </w:rPr>
-        <w:t>8.</w:t>
+        <w:t>9</w:t>
       </w:r>
       <w:r>
         <w:rPr>
@@ -1022,10 +1167,21 @@
           <w:szCs w:val="24"/>
           <w:lang w:val="en-US"/>
         </w:rPr>
+        <w:t>.</w:t>
+      </w:r>
+      <w:r>
+        <w:rPr>
+          <w:rFonts w:ascii="Times New Roman" w:hAnsi="Times New Roman" w:eastAsia="Times New Roman" w:cs="Times New Roman"/>
+          <w:noProof w:val="0"/>
+          <w:color w:val="0F4761" w:themeColor="accent1" w:themeTint="FF" w:themeShade="BF"/>
+          <w:sz w:val="24"/>
+          <w:szCs w:val="24"/>
+          <w:lang w:val="en-US"/>
+        </w:rPr>
         <w:t xml:space="preserve"> Key Visualizations</w:t>
       </w:r>
     </w:p>
-    <w:p xmlns:wp14="http://schemas.microsoft.com/office/word/2010/wordml" wp14:paraId="004BD0C8" wp14:textId="1B31A051">
+    <w:p>
       <w:pPr>
         <w:pStyle w:val="Normal"/>
         <w:rPr>
@@ -1037,7 +1193,7 @@
         </w:rPr>
       </w:pPr>
     </w:p>
-    <w:p xmlns:wp14="http://schemas.microsoft.com/office/word/2010/wordml" wp14:paraId="73818FE1" wp14:textId="1155D8F0">
+    <w:p xmlns:wp14="http://schemas.microsoft.com/office/word/2010/wordml" wp14:paraId="73818FE1" wp14:textId="5BEEFFAA">
       <w:pPr>
         <w:pStyle w:val="Normal"/>
         <w:rPr>
@@ -1070,16 +1226,16 @@
         <w:t>Obesity Level Distribution</w:t>
       </w:r>
     </w:p>
-    <w:p xmlns:wp14="http://schemas.microsoft.com/office/word/2010/wordml" wp14:paraId="1D35F04D" wp14:textId="4C2A037B">
+    <w:p xmlns:wp14="http://schemas.microsoft.com/office/word/2010/wordml" wp14:paraId="1D35F04D" wp14:textId="7FE09DC4">
       <w:pPr>
         <w:pStyle w:val="Normal"/>
       </w:pPr>
       <w:r>
         <w:drawing>
-          <wp:inline xmlns:wp14="http://schemas.microsoft.com/office/word/2010/wordprocessingDrawing" wp14:editId="628023AF" wp14:anchorId="3A216277">
-            <wp:extent cx="5734050" cy="4052430"/>
+          <wp:inline xmlns:wp14="http://schemas.microsoft.com/office/word/2010/wordprocessingDrawing" wp14:editId="49F25BCA" wp14:anchorId="6C770275">
+            <wp:extent cx="5038725" cy="3801881"/>
             <wp:effectExtent l="0" t="0" r="0" b="0"/>
-            <wp:docPr id="161175317" name="drawing"/>
+            <wp:docPr id="1627636591" name="drawing"/>
             <wp:cNvGraphicFramePr>
               <a:graphicFrameLocks noChangeAspect="1"/>
             </wp:cNvGraphicFramePr>
@@ -1087,11 +1243,11 @@
               <a:graphicData xmlns:a="http://schemas.openxmlformats.org/drawingml/2006/main" uri="http://schemas.openxmlformats.org/drawingml/2006/picture">
                 <pic:pic xmlns:pic="http://schemas.openxmlformats.org/drawingml/2006/picture">
                   <pic:nvPicPr>
-                    <pic:cNvPr id="161175317" name="Picture 161175317"/>
+                    <pic:cNvPr id="1627636591" name="Picture 1627636591"/>
                     <pic:cNvPicPr/>
                   </pic:nvPicPr>
                   <pic:blipFill>
-                    <a:blip xmlns:r="http://schemas.openxmlformats.org/officeDocument/2006/relationships" r:embed="rId109236662">
+                    <a:blip xmlns:r="http://schemas.openxmlformats.org/officeDocument/2006/relationships" r:embed="rId202254269">
                       <a:extLst>
                         <a:ext uri="{28A0092B-C50C-407E-A947-70E740481C1C}">
                           <a14:useLocalDpi xmlns:a14="http://schemas.microsoft.com/office/drawing/2010/main"/>
@@ -1105,7 +1261,7 @@
                   <pic:spPr>
                     <a:xfrm rot="0">
                       <a:off x="0" y="0"/>
-                      <a:ext cx="5734050" cy="4052430"/>
+                      <a:ext cx="5038725" cy="3801881"/>
                     </a:xfrm>
                     <a:prstGeom prst="rect">
                       <a:avLst/>
@@ -1150,10 +1306,10 @@
       </w:pPr>
       <w:r>
         <w:drawing>
-          <wp:inline wp14:editId="5A190E53" wp14:anchorId="040DC6A1">
-            <wp:extent cx="5369434" cy="3515447"/>
+          <wp:inline wp14:editId="427F32F8" wp14:anchorId="42C4AF97">
+            <wp:extent cx="5943600" cy="3667125"/>
             <wp:effectExtent l="0" t="0" r="0" b="0"/>
-            <wp:docPr id="1143804495" name="drawing"/>
+            <wp:docPr id="1035720980" name="drawing"/>
             <wp:cNvGraphicFramePr>
               <a:graphicFrameLocks noChangeAspect="1"/>
             </wp:cNvGraphicFramePr>
@@ -1161,11 +1317,104 @@
               <a:graphicData xmlns:a="http://schemas.openxmlformats.org/drawingml/2006/main" uri="http://schemas.openxmlformats.org/drawingml/2006/picture">
                 <pic:pic xmlns:pic="http://schemas.openxmlformats.org/drawingml/2006/picture">
                   <pic:nvPicPr>
-                    <pic:cNvPr id="52021881" name="Picture 52021881"/>
+                    <pic:cNvPr id="1035720980" name="Picture 1035720980"/>
                     <pic:cNvPicPr/>
                   </pic:nvPicPr>
                   <pic:blipFill>
-                    <a:blip xmlns:r="http://schemas.openxmlformats.org/officeDocument/2006/relationships" r:embed="rId1745496493">
+                    <a:blip xmlns:r="http://schemas.openxmlformats.org/officeDocument/2006/relationships" r:embed="rId1976595581">
+                      <a:extLst>
+                        <a:ext uri="{28A0092B-C50C-407E-A947-70E740481C1C}">
+                          <a14:useLocalDpi xmlns:a14="http://schemas.microsoft.com/office/drawing/2010/main"/>
+                        </a:ext>
+                      </a:extLst>
+                    </a:blip>
+                    <a:stretch>
+                      <a:fillRect/>
+                    </a:stretch>
+                  </pic:blipFill>
+                  <pic:spPr>
+                    <a:xfrm>
+                      <a:off x="0" y="0"/>
+                      <a:ext cx="5943600" cy="3667125"/>
+                    </a:xfrm>
+                    <a:prstGeom prst="rect">
+                      <a:avLst/>
+                    </a:prstGeom>
+                  </pic:spPr>
+                </pic:pic>
+              </a:graphicData>
+            </a:graphic>
+          </wp:inline>
+        </w:drawing>
+      </w:r>
+    </w:p>
+    <w:p>
+      <w:pPr>
+        <w:pStyle w:val="Normal"/>
+        <w:rPr>
+          <w:rFonts w:ascii="Times New Roman" w:hAnsi="Times New Roman" w:eastAsia="Times New Roman" w:cs="Times New Roman"/>
+          <w:noProof w:val="0"/>
+          <w:color w:val="0F4761" w:themeColor="accent1" w:themeTint="FF" w:themeShade="BF"/>
+          <w:sz w:val="24"/>
+          <w:szCs w:val="24"/>
+          <w:lang w:val="en-US"/>
+        </w:rPr>
+      </w:pPr>
+      <w:r>
+        <w:rPr>
+          <w:rFonts w:ascii="Times New Roman" w:hAnsi="Times New Roman" w:eastAsia="Times New Roman" w:cs="Times New Roman"/>
+          <w:noProof w:val="0"/>
+          <w:sz w:val="24"/>
+          <w:szCs w:val="24"/>
+          <w:lang w:val="en-US"/>
+        </w:rPr>
+        <w:t>Figure 3:</w:t>
+      </w:r>
+      <w:r>
+        <w:rPr>
+          <w:rFonts w:ascii="Times New Roman" w:hAnsi="Times New Roman" w:eastAsia="Times New Roman" w:cs="Times New Roman"/>
+          <w:noProof w:val="0"/>
+          <w:color w:val="0F4761" w:themeColor="accent1" w:themeTint="FF" w:themeShade="BF"/>
+          <w:sz w:val="24"/>
+          <w:szCs w:val="24"/>
+          <w:lang w:val="en-US"/>
+        </w:rPr>
+        <w:t xml:space="preserve"> </w:t>
+      </w:r>
+      <w:r>
+        <w:rPr>
+          <w:rFonts w:ascii="Times New Roman" w:hAnsi="Times New Roman" w:eastAsia="Times New Roman" w:cs="Times New Roman"/>
+          <w:noProof w:val="0"/>
+          <w:color w:val="0F4761" w:themeColor="accent1" w:themeTint="FF" w:themeShade="BF"/>
+          <w:sz w:val="24"/>
+          <w:szCs w:val="24"/>
+          <w:lang w:val="en-US"/>
+        </w:rPr>
+        <w:t>Water Intake vs Obesity</w:t>
+      </w:r>
+    </w:p>
+    <w:p>
+      <w:pPr>
+        <w:pStyle w:val="Normal"/>
+      </w:pPr>
+      <w:r>
+        <w:drawing>
+          <wp:inline wp14:editId="4A7B5CE8" wp14:anchorId="41392608">
+            <wp:extent cx="5715000" cy="3471130"/>
+            <wp:effectExtent l="0" t="0" r="0" b="0"/>
+            <wp:docPr id="425309939" name="drawing"/>
+            <wp:cNvGraphicFramePr>
+              <a:graphicFrameLocks noChangeAspect="1"/>
+            </wp:cNvGraphicFramePr>
+            <a:graphic>
+              <a:graphicData xmlns:a="http://schemas.openxmlformats.org/drawingml/2006/main" uri="http://schemas.openxmlformats.org/drawingml/2006/picture">
+                <pic:pic xmlns:pic="http://schemas.openxmlformats.org/drawingml/2006/picture">
+                  <pic:nvPicPr>
+                    <pic:cNvPr id="507193216" name="Picture 507193216"/>
+                    <pic:cNvPicPr/>
+                  </pic:nvPicPr>
+                  <pic:blipFill>
+                    <a:blip xmlns:r="http://schemas.openxmlformats.org/officeDocument/2006/relationships" r:embed="rId1410470364">
                       <a:extLst>
                         <a:ext uri="{28A0092B-C50C-407E-A947-70E740481C1C}">
                           <a14:useLocalDpi xmlns:a14="http://schemas.microsoft.com/office/drawing/2010/main"/>
@@ -1179,7 +1428,7 @@
                   <pic:spPr>
                     <a:xfrm rot="0">
                       <a:off x="0" y="0"/>
-                      <a:ext cx="5369434" cy="3515447"/>
+                      <a:ext cx="5715000" cy="3471130"/>
                     </a:xfrm>
                     <a:prstGeom prst="rect">
                       <a:avLst/>
@@ -1195,23 +1444,16 @@
     <w:p>
       <w:pPr>
         <w:pStyle w:val="Normal"/>
-        <w:rPr>
-          <w:rFonts w:ascii="Times New Roman" w:hAnsi="Times New Roman" w:eastAsia="Times New Roman" w:cs="Times New Roman"/>
-          <w:noProof w:val="0"/>
-          <w:sz w:val="24"/>
-          <w:szCs w:val="24"/>
-          <w:lang w:val="en-US"/>
-        </w:rPr>
-      </w:pPr>
-      <w:r>
-        <w:rPr>
-          <w:rFonts w:ascii="Times New Roman" w:hAnsi="Times New Roman" w:eastAsia="Times New Roman" w:cs="Times New Roman"/>
-          <w:noProof w:val="0"/>
-          <w:sz w:val="24"/>
-          <w:szCs w:val="24"/>
-          <w:lang w:val="en-US"/>
-        </w:rPr>
-        <w:t>Figure 3:</w:t>
+      </w:pPr>
+      <w:r>
+        <w:rPr>
+          <w:rFonts w:ascii="Times New Roman" w:hAnsi="Times New Roman" w:eastAsia="Times New Roman" w:cs="Times New Roman"/>
+          <w:noProof w:val="0"/>
+          <w:sz w:val="24"/>
+          <w:szCs w:val="24"/>
+          <w:lang w:val="en-US"/>
+        </w:rPr>
+        <w:t xml:space="preserve">Figure 4: </w:t>
       </w:r>
       <w:r>
         <w:rPr>
@@ -1222,31 +1464,19 @@
           <w:szCs w:val="24"/>
           <w:lang w:val="en-US"/>
         </w:rPr>
-        <w:t xml:space="preserve"> High-Calorie Food Consumption vs Obesity</w:t>
+        <w:t>Technology Usage vs Obesity</w:t>
       </w:r>
     </w:p>
     <w:p>
       <w:pPr>
         <w:pStyle w:val="Normal"/>
-        <w:rPr>
-          <w:rFonts w:ascii="Times New Roman" w:hAnsi="Times New Roman" w:eastAsia="Times New Roman" w:cs="Times New Roman"/>
-          <w:noProof w:val="0"/>
-          <w:sz w:val="24"/>
-          <w:szCs w:val="24"/>
-          <w:lang w:val="en-US"/>
-        </w:rPr>
-      </w:pPr>
-    </w:p>
-    <w:p>
-      <w:pPr>
-        <w:pStyle w:val="Normal"/>
       </w:pPr>
       <w:r>
         <w:drawing>
-          <wp:inline wp14:editId="3F15BBDD" wp14:anchorId="088512E2">
-            <wp:extent cx="4280909" cy="3368472"/>
+          <wp:inline wp14:editId="41569A5B" wp14:anchorId="3B7441A6">
+            <wp:extent cx="5943600" cy="3371850"/>
             <wp:effectExtent l="0" t="0" r="0" b="0"/>
-            <wp:docPr id="2125737623" name="drawing"/>
+            <wp:docPr id="2051084098" name="drawing"/>
             <wp:cNvGraphicFramePr>
               <a:graphicFrameLocks noChangeAspect="1"/>
             </wp:cNvGraphicFramePr>
@@ -1254,11 +1484,125 @@
               <a:graphicData xmlns:a="http://schemas.openxmlformats.org/drawingml/2006/main" uri="http://schemas.openxmlformats.org/drawingml/2006/picture">
                 <pic:pic xmlns:pic="http://schemas.openxmlformats.org/drawingml/2006/picture">
                   <pic:nvPicPr>
-                    <pic:cNvPr id="2125737623" name="Picture 2125737623"/>
+                    <pic:cNvPr id="1818362378" name="Picture 1818362378"/>
                     <pic:cNvPicPr/>
                   </pic:nvPicPr>
                   <pic:blipFill>
-                    <a:blip xmlns:r="http://schemas.openxmlformats.org/officeDocument/2006/relationships" r:embed="rId1095656366">
+                    <a:blip xmlns:r="http://schemas.openxmlformats.org/officeDocument/2006/relationships" r:embed="rId378002349">
+                      <a:extLst>
+                        <a:ext uri="{28A0092B-C50C-407E-A947-70E740481C1C}">
+                          <a14:useLocalDpi xmlns:a14="http://schemas.microsoft.com/office/drawing/2010/main"/>
+                        </a:ext>
+                      </a:extLst>
+                    </a:blip>
+                    <a:stretch>
+                      <a:fillRect/>
+                    </a:stretch>
+                  </pic:blipFill>
+                  <pic:spPr>
+                    <a:xfrm>
+                      <a:off x="0" y="0"/>
+                      <a:ext cx="5943600" cy="3371850"/>
+                    </a:xfrm>
+                    <a:prstGeom prst="rect">
+                      <a:avLst/>
+                    </a:prstGeom>
+                  </pic:spPr>
+                </pic:pic>
+              </a:graphicData>
+            </a:graphic>
+          </wp:inline>
+        </w:drawing>
+      </w:r>
+    </w:p>
+    <w:p>
+      <w:pPr>
+        <w:pStyle w:val="Normal"/>
+      </w:pPr>
+    </w:p>
+    <w:p>
+      <w:pPr>
+        <w:pStyle w:val="Normal"/>
+        <w:rPr>
+          <w:rFonts w:ascii="Times New Roman" w:hAnsi="Times New Roman" w:eastAsia="Times New Roman" w:cs="Times New Roman"/>
+          <w:noProof w:val="0"/>
+          <w:sz w:val="24"/>
+          <w:szCs w:val="24"/>
+          <w:lang w:val="en-US"/>
+        </w:rPr>
+      </w:pPr>
+      <w:r>
+        <w:rPr>
+          <w:rFonts w:ascii="Times New Roman" w:hAnsi="Times New Roman" w:eastAsia="Times New Roman" w:cs="Times New Roman"/>
+          <w:noProof w:val="0"/>
+          <w:sz w:val="24"/>
+          <w:szCs w:val="24"/>
+          <w:lang w:val="en-US"/>
+        </w:rPr>
+        <w:t xml:space="preserve">Figure </w:t>
+      </w:r>
+      <w:r>
+        <w:rPr>
+          <w:rFonts w:ascii="Times New Roman" w:hAnsi="Times New Roman" w:eastAsia="Times New Roman" w:cs="Times New Roman"/>
+          <w:noProof w:val="0"/>
+          <w:sz w:val="24"/>
+          <w:szCs w:val="24"/>
+          <w:lang w:val="en-US"/>
+        </w:rPr>
+        <w:t>5</w:t>
+      </w:r>
+      <w:r>
+        <w:rPr>
+          <w:rFonts w:ascii="Times New Roman" w:hAnsi="Times New Roman" w:eastAsia="Times New Roman" w:cs="Times New Roman"/>
+          <w:noProof w:val="0"/>
+          <w:sz w:val="24"/>
+          <w:szCs w:val="24"/>
+          <w:lang w:val="en-US"/>
+        </w:rPr>
+        <w:t xml:space="preserve">: </w:t>
+      </w:r>
+      <w:r>
+        <w:rPr>
+          <w:rFonts w:ascii="Times New Roman" w:hAnsi="Times New Roman" w:eastAsia="Times New Roman" w:cs="Times New Roman"/>
+          <w:noProof w:val="0"/>
+          <w:color w:val="0F4761" w:themeColor="accent1" w:themeTint="FF" w:themeShade="BF"/>
+          <w:sz w:val="24"/>
+          <w:szCs w:val="24"/>
+          <w:lang w:val="en-US"/>
+        </w:rPr>
+        <w:t xml:space="preserve"> High-Calorie Food Consumption vs Obesity</w:t>
+      </w:r>
+    </w:p>
+    <w:p>
+      <w:pPr>
+        <w:pStyle w:val="Normal"/>
+        <w:rPr>
+          <w:rFonts w:ascii="Times New Roman" w:hAnsi="Times New Roman" w:eastAsia="Times New Roman" w:cs="Times New Roman"/>
+          <w:noProof w:val="0"/>
+          <w:color w:val="0F4761" w:themeColor="accent1" w:themeTint="FF" w:themeShade="BF"/>
+          <w:sz w:val="24"/>
+          <w:szCs w:val="24"/>
+          <w:lang w:val="en-US"/>
+        </w:rPr>
+      </w:pPr>
+      <w:r>
+        <w:drawing>
+          <wp:inline wp14:editId="6C143368" wp14:anchorId="1A3C466C">
+            <wp:extent cx="4766365" cy="3162300"/>
+            <wp:effectExtent l="0" t="0" r="0" b="0"/>
+            <wp:docPr id="37413408" name="drawing"/>
+            <wp:cNvGraphicFramePr>
+              <a:graphicFrameLocks noChangeAspect="1"/>
+            </wp:cNvGraphicFramePr>
+            <a:graphic>
+              <a:graphicData xmlns:a="http://schemas.openxmlformats.org/drawingml/2006/main" uri="http://schemas.openxmlformats.org/drawingml/2006/picture">
+                <pic:pic xmlns:pic="http://schemas.openxmlformats.org/drawingml/2006/picture">
+                  <pic:nvPicPr>
+                    <pic:cNvPr id="831326636" name="Picture 831326636"/>
+                    <pic:cNvPicPr/>
+                  </pic:nvPicPr>
+                  <pic:blipFill>
+                    <a:blip xmlns:r="http://schemas.openxmlformats.org/officeDocument/2006/relationships" r:embed="rId1565355540">
                       <a:extLst>
                         <a:ext uri="{28A0092B-C50C-407E-A947-70E740481C1C}">
                           <a14:useLocalDpi xmlns:a14="http://schemas.microsoft.com/office/drawing/2010/main"/>
@@ -1272,7 +1616,7 @@
                   <pic:spPr>
                     <a:xfrm rot="0">
                       <a:off x="0" y="0"/>
-                      <a:ext cx="4280909" cy="3368472"/>
+                      <a:ext cx="4766365" cy="3162300"/>
                     </a:xfrm>
                     <a:prstGeom prst="rect">
                       <a:avLst/>
@@ -1289,15 +1633,28 @@
       <w:pPr>
         <w:pStyle w:val="Normal"/>
       </w:pPr>
-      <w:r>
-        <w:rPr>
-          <w:rFonts w:ascii="Times New Roman" w:hAnsi="Times New Roman" w:eastAsia="Times New Roman" w:cs="Times New Roman"/>
-          <w:noProof w:val="0"/>
-          <w:sz w:val="24"/>
-          <w:szCs w:val="24"/>
-          <w:lang w:val="en-US"/>
-        </w:rPr>
-        <w:t xml:space="preserve">Figure 4: </w:t>
+    </w:p>
+    <w:p>
+      <w:pPr>
+        <w:pStyle w:val="Normal"/>
+        <w:rPr>
+          <w:rFonts w:ascii="Times New Roman" w:hAnsi="Times New Roman" w:eastAsia="Times New Roman" w:cs="Times New Roman"/>
+          <w:noProof w:val="0"/>
+          <w:color w:val="215E99" w:themeColor="text2" w:themeTint="BF" w:themeShade="FF"/>
+          <w:sz w:val="24"/>
+          <w:szCs w:val="24"/>
+          <w:lang w:val="en-US"/>
+        </w:rPr>
+      </w:pPr>
+      <w:r>
+        <w:rPr>
+          <w:rFonts w:ascii="Times New Roman" w:hAnsi="Times New Roman" w:eastAsia="Times New Roman" w:cs="Times New Roman"/>
+          <w:noProof w:val="0"/>
+          <w:sz w:val="24"/>
+          <w:szCs w:val="24"/>
+          <w:lang w:val="en-US"/>
+        </w:rPr>
+        <w:t>Figure 6:</w:t>
       </w:r>
       <w:r>
         <w:rPr>
@@ -1308,7 +1665,29 @@
           <w:szCs w:val="24"/>
           <w:lang w:val="en-US"/>
         </w:rPr>
-        <w:t>Water Intake vs Obesity</w:t>
+        <w:t xml:space="preserve"> </w:t>
+      </w:r>
+      <w:r>
+        <w:rPr>
+          <w:rFonts w:ascii="Times New Roman" w:hAnsi="Times New Roman" w:eastAsia="Times New Roman" w:cs="Times New Roman"/>
+          <w:noProof w:val="0"/>
+          <w:color w:val="0F4761" w:themeColor="accent1" w:themeTint="FF" w:themeShade="BF"/>
+          <w:sz w:val="24"/>
+          <w:szCs w:val="24"/>
+          <w:lang w:val="en-US"/>
+        </w:rPr>
+        <w:t>Family History</w:t>
+      </w:r>
+      <w:r>
+        <w:rPr>
+          <w:rFonts w:ascii="Times New Roman" w:hAnsi="Times New Roman" w:eastAsia="Times New Roman" w:cs="Times New Roman"/>
+          <w:noProof w:val="0"/>
+          <w:color w:val="0F4761" w:themeColor="accent1" w:themeTint="FF" w:themeShade="BF"/>
+          <w:sz w:val="24"/>
+          <w:szCs w:val="24"/>
+          <w:lang w:val="en-US"/>
+        </w:rPr>
+        <w:t xml:space="preserve"> vs Obesity</w:t>
       </w:r>
     </w:p>
     <w:p>
@@ -1317,10 +1696,10 @@
       </w:pPr>
       <w:r>
         <w:drawing>
-          <wp:inline wp14:editId="522573A0" wp14:anchorId="02321596">
-            <wp:extent cx="5095875" cy="3405417"/>
+          <wp:inline wp14:editId="41A925BD" wp14:anchorId="1A182D5D">
+            <wp:extent cx="5943600" cy="4267200"/>
             <wp:effectExtent l="0" t="0" r="0" b="0"/>
-            <wp:docPr id="546026538" name="drawing"/>
+            <wp:docPr id="1102461015" name="drawing"/>
             <wp:cNvGraphicFramePr>
               <a:graphicFrameLocks noChangeAspect="1"/>
             </wp:cNvGraphicFramePr>
@@ -1328,11 +1707,11 @@
               <a:graphicData xmlns:a="http://schemas.openxmlformats.org/drawingml/2006/main" uri="http://schemas.openxmlformats.org/drawingml/2006/picture">
                 <pic:pic xmlns:pic="http://schemas.openxmlformats.org/drawingml/2006/picture">
                   <pic:nvPicPr>
-                    <pic:cNvPr id="546026538" name="Picture 546026538"/>
+                    <pic:cNvPr id="1102461015" name="Picture 1102461015"/>
                     <pic:cNvPicPr/>
                   </pic:nvPicPr>
                   <pic:blipFill>
-                    <a:blip xmlns:r="http://schemas.openxmlformats.org/officeDocument/2006/relationships" r:embed="rId1263545171">
+                    <a:blip xmlns:r="http://schemas.openxmlformats.org/officeDocument/2006/relationships" r:embed="rId57765938">
                       <a:extLst>
                         <a:ext uri="{28A0092B-C50C-407E-A947-70E740481C1C}">
                           <a14:useLocalDpi xmlns:a14="http://schemas.microsoft.com/office/drawing/2010/main"/>
@@ -1344,9 +1723,9 @@
                     </a:stretch>
                   </pic:blipFill>
                   <pic:spPr>
-                    <a:xfrm rot="0">
+                    <a:xfrm>
                       <a:off x="0" y="0"/>
-                      <a:ext cx="5095875" cy="3405417"/>
+                      <a:ext cx="5943600" cy="4267200"/>
                     </a:xfrm>
                     <a:prstGeom prst="rect">
                       <a:avLst/>
@@ -1371,7 +1750,7 @@
           <w:szCs w:val="24"/>
           <w:lang w:val="en-US"/>
         </w:rPr>
-        <w:t>9</w:t>
+        <w:t>10</w:t>
       </w:r>
       <w:r>
         <w:rPr>
@@ -1711,7 +2090,17 @@
           <w:szCs w:val="24"/>
           <w:lang w:val="en-US"/>
         </w:rPr>
-        <w:t>10</w:t>
+        <w:t>1</w:t>
+      </w:r>
+      <w:r>
+        <w:rPr>
+          <w:rFonts w:ascii="Times New Roman" w:hAnsi="Times New Roman" w:eastAsia="Times New Roman" w:cs="Times New Roman"/>
+          <w:noProof w:val="0"/>
+          <w:sz w:val="24"/>
+          <w:szCs w:val="24"/>
+          <w:lang w:val="en-US"/>
+        </w:rPr>
+        <w:t>1</w:t>
       </w:r>
       <w:r>
         <w:rPr>
@@ -1754,6 +2143,118 @@
 
 <file path=word/numbering.xml><?xml version="1.0" encoding="utf-8"?>
 <w:numbering xmlns:w="http://schemas.openxmlformats.org/wordprocessingml/2006/main">
+  <w:abstractNum xmlns:w="http://schemas.openxmlformats.org/wordprocessingml/2006/main" w:abstractNumId="10">
+    <w:nsid w:val="74e99918"/>
+    <w:multiLevelType xmlns:w="http://schemas.openxmlformats.org/wordprocessingml/2006/main" w:val="hybridMultilevel"/>
+    <w:lvl xmlns:w="http://schemas.openxmlformats.org/wordprocessingml/2006/main" w:ilvl="0">
+      <w:start w:val="1"/>
+      <w:numFmt w:val="bullet"/>
+      <w:lvlText w:val=""/>
+      <w:lvlJc w:val="left"/>
+      <w:pPr>
+        <w:ind w:left="720" w:hanging="360"/>
+      </w:pPr>
+      <w:rPr>
+        <w:rFonts w:hint="default" w:ascii="Symbol" w:hAnsi="Symbol"/>
+      </w:rPr>
+    </w:lvl>
+    <w:lvl xmlns:w="http://schemas.openxmlformats.org/wordprocessingml/2006/main" w:ilvl="1">
+      <w:start w:val="1"/>
+      <w:numFmt w:val="bullet"/>
+      <w:lvlText w:val="o"/>
+      <w:lvlJc w:val="left"/>
+      <w:pPr>
+        <w:ind w:left="1440" w:hanging="360"/>
+      </w:pPr>
+      <w:rPr>
+        <w:rFonts w:hint="default" w:ascii="Courier New" w:hAnsi="Courier New"/>
+      </w:rPr>
+    </w:lvl>
+    <w:lvl xmlns:w="http://schemas.openxmlformats.org/wordprocessingml/2006/main" w:ilvl="2">
+      <w:start w:val="1"/>
+      <w:numFmt w:val="bullet"/>
+      <w:lvlText w:val=""/>
+      <w:lvlJc w:val="left"/>
+      <w:pPr>
+        <w:ind w:left="2160" w:hanging="360"/>
+      </w:pPr>
+      <w:rPr>
+        <w:rFonts w:hint="default" w:ascii="Wingdings" w:hAnsi="Wingdings"/>
+      </w:rPr>
+    </w:lvl>
+    <w:lvl xmlns:w="http://schemas.openxmlformats.org/wordprocessingml/2006/main" w:ilvl="3">
+      <w:start w:val="1"/>
+      <w:numFmt w:val="bullet"/>
+      <w:lvlText w:val=""/>
+      <w:lvlJc w:val="left"/>
+      <w:pPr>
+        <w:ind w:left="2880" w:hanging="360"/>
+      </w:pPr>
+      <w:rPr>
+        <w:rFonts w:hint="default" w:ascii="Symbol" w:hAnsi="Symbol"/>
+      </w:rPr>
+    </w:lvl>
+    <w:lvl xmlns:w="http://schemas.openxmlformats.org/wordprocessingml/2006/main" w:ilvl="4">
+      <w:start w:val="1"/>
+      <w:numFmt w:val="bullet"/>
+      <w:lvlText w:val="o"/>
+      <w:lvlJc w:val="left"/>
+      <w:pPr>
+        <w:ind w:left="3600" w:hanging="360"/>
+      </w:pPr>
+      <w:rPr>
+        <w:rFonts w:hint="default" w:ascii="Courier New" w:hAnsi="Courier New"/>
+      </w:rPr>
+    </w:lvl>
+    <w:lvl xmlns:w="http://schemas.openxmlformats.org/wordprocessingml/2006/main" w:ilvl="5">
+      <w:start w:val="1"/>
+      <w:numFmt w:val="bullet"/>
+      <w:lvlText w:val=""/>
+      <w:lvlJc w:val="left"/>
+      <w:pPr>
+        <w:ind w:left="4320" w:hanging="360"/>
+      </w:pPr>
+      <w:rPr>
+        <w:rFonts w:hint="default" w:ascii="Wingdings" w:hAnsi="Wingdings"/>
+      </w:rPr>
+    </w:lvl>
+    <w:lvl xmlns:w="http://schemas.openxmlformats.org/wordprocessingml/2006/main" w:ilvl="6">
+      <w:start w:val="1"/>
+      <w:numFmt w:val="bullet"/>
+      <w:lvlText w:val=""/>
+      <w:lvlJc w:val="left"/>
+      <w:pPr>
+        <w:ind w:left="5040" w:hanging="360"/>
+      </w:pPr>
+      <w:rPr>
+        <w:rFonts w:hint="default" w:ascii="Symbol" w:hAnsi="Symbol"/>
+      </w:rPr>
+    </w:lvl>
+    <w:lvl xmlns:w="http://schemas.openxmlformats.org/wordprocessingml/2006/main" w:ilvl="7">
+      <w:start w:val="1"/>
+      <w:numFmt w:val="bullet"/>
+      <w:lvlText w:val="o"/>
+      <w:lvlJc w:val="left"/>
+      <w:pPr>
+        <w:ind w:left="5760" w:hanging="360"/>
+      </w:pPr>
+      <w:rPr>
+        <w:rFonts w:hint="default" w:ascii="Courier New" w:hAnsi="Courier New"/>
+      </w:rPr>
+    </w:lvl>
+    <w:lvl xmlns:w="http://schemas.openxmlformats.org/wordprocessingml/2006/main" w:ilvl="8">
+      <w:start w:val="1"/>
+      <w:numFmt w:val="bullet"/>
+      <w:lvlText w:val=""/>
+      <w:lvlJc w:val="left"/>
+      <w:pPr>
+        <w:ind w:left="6480" w:hanging="360"/>
+      </w:pPr>
+      <w:rPr>
+        <w:rFonts w:hint="default" w:ascii="Wingdings" w:hAnsi="Wingdings"/>
+      </w:rPr>
+    </w:lvl>
+  </w:abstractNum>
   <w:abstractNum xmlns:w="http://schemas.openxmlformats.org/wordprocessingml/2006/main" w:abstractNumId="9">
     <w:nsid w:val="158b5093"/>
     <w:multiLevelType xmlns:w="http://schemas.openxmlformats.org/wordprocessingml/2006/main" w:val="hybridMultilevel"/>
@@ -2762,6 +3263,9 @@
       </w:rPr>
     </w:lvl>
   </w:abstractNum>
+  <w:num w:numId="10">
+    <w:abstractNumId w:val="10"/>
+  </w:num>
   <w:num w:numId="9">
     <w:abstractNumId w:val="9"/>
   </w:num>
